--- a/deliverables/release-evidence/evidence/batch1276-url-reconciliation.docx
+++ b/deliverables/release-evidence/evidence/batch1276-url-reconciliation.docx
@@ -9,6 +9,105 @@
       </w:pPr>
       <w:r>
         <w:t xml:space="preserve">Batch 1276 — failed source URLs vs recovered content (12 completed companies)</w:t>
+      </w:r>
+    </w:p>
+    <w:p>
+      <w:pPr>
+        <w:pStyle w:val="BlockText"/>
+      </w:pPr>
+      <w:r>
+        <w:rPr>
+          <w:bCs/>
+          <w:b/>
+        </w:rPr>
+        <w:t xml:space="preserve">Status (added 2026-10-12): batch 1276 is a failed/degraded run.</w:t>
+      </w:r>
+      <w:r>
+        <w:t xml:space="preserve"> </w:t>
+      </w:r>
+      <w:r>
+        <w:t xml:space="preserve">It ended with</w:t>
+      </w:r>
+      <w:r>
+        <w:t xml:space="preserve"> </w:t>
+      </w:r>
+      <w:r>
+        <w:rPr>
+          <w:bCs/>
+          <w:b/>
+        </w:rPr>
+        <w:t xml:space="preserve">49 failed source URLs never recovered</w:t>
+      </w:r>
+      <w:r>
+        <w:t xml:space="preserve"> </w:t>
+      </w:r>
+      <w:r>
+        <w:t xml:space="preserve">(12.5% of the attempted corpus), including</w:t>
+      </w:r>
+      <w:r>
+        <w:t xml:space="preserve"> </w:t>
+      </w:r>
+      <w:r>
+        <w:rPr>
+          <w:bCs/>
+          <w:b/>
+        </w:rPr>
+        <w:t xml:space="preserve">10 of Southern’s 27</w:t>
+      </w:r>
+      <w:r>
+        <w:t xml:space="preserve">. Its 12</w:t>
+      </w:r>
+      <w:r>
+        <w:t xml:space="preserve"> </w:t>
+      </w:r>
+      <w:r>
+        <w:t xml:space="preserve">“</w:t>
+      </w:r>
+      <w:r>
+        <w:t xml:space="preserve">completed</w:t>
+      </w:r>
+      <w:r>
+        <w:t xml:space="preserve">”</w:t>
+      </w:r>
+      <w:r>
+        <w:t xml:space="preserve"> </w:t>
+      </w:r>
+      <w:r>
+        <w:t xml:space="preserve">companies were scored on a corpus with these gaps. They must</w:t>
+      </w:r>
+      <w:r>
+        <w:t xml:space="preserve"> </w:t>
+      </w:r>
+      <w:r>
+        <w:rPr>
+          <w:bCs/>
+          <w:b/>
+        </w:rPr>
+        <w:t xml:space="preserve">not</w:t>
+      </w:r>
+      <w:r>
+        <w:t xml:space="preserve"> </w:t>
+      </w:r>
+      <w:r>
+        <w:t xml:space="preserve">be treated as confirmed-comprehensive results, and their scores should not be used as the reference for coverage or quality comparisons. A complete set of 36 score rows per company does not change this (see</w:t>
+      </w:r>
+      <w:r>
+        <w:t xml:space="preserve"> </w:t>
+      </w:r>
+      <w:r>
+        <w:t xml:space="preserve">“</w:t>
+      </w:r>
+      <w:r>
+        <w:t xml:space="preserve">What it does NOT show</w:t>
+      </w:r>
+      <w:r>
+        <w:t xml:space="preserve">”</w:t>
+      </w:r>
+      <w:r>
+        <w:t xml:space="preserve"> </w:t>
+      </w:r>
+      <w:r>
+        <w:t xml:space="preserve">below).</w:t>
       </w:r>
     </w:p>
     <w:p>
@@ -3578,6 +3677,41 @@
       </w:r>
       <w:r>
         <w:t xml:space="preserve">. This is an inference from the log tags, not a measured causal link.</w:t>
+      </w:r>
+    </w:p>
+    <w:p>
+      <w:pPr>
+        <w:numPr>
+          <w:ilvl w:val="0"/>
+          <w:numId w:val="1001"/>
+        </w:numPr>
+        <w:pStyle w:val="Compact"/>
+      </w:pPr>
+      <w:r>
+        <w:rPr>
+          <w:bCs/>
+          <w:b/>
+        </w:rPr>
+        <w:t xml:space="preserve">Consequence for using batch 1276.</w:t>
+      </w:r>
+      <w:r>
+        <w:t xml:space="preserve"> </w:t>
+      </w:r>
+      <w:r>
+        <w:t xml:space="preserve">Because of the 49 unrecovered URLs (Southern 10/27), batch 1276 is classified as a</w:t>
+      </w:r>
+      <w:r>
+        <w:t xml:space="preserve"> </w:t>
+      </w:r>
+      <w:r>
+        <w:rPr>
+          <w:bCs/>
+          <w:b/>
+        </w:rPr>
+        <w:t xml:space="preserve">failed/degraded run</w:t>
+      </w:r>
+      <w:r>
+        <w:t xml:space="preserve">. None of its completed companies, Southern least of all, counts as confirmed-comprehensive.</w:t>
       </w:r>
     </w:p>
     <w:bookmarkEnd w:id="20"/>
